--- a/11_MLF02/MLF02 - Module 4 - Machine Learning Challenges.docx
+++ b/11_MLF02/MLF02 - Module 4 - Machine Learning Challenges.docx
@@ -48,6 +48,49 @@
       <w:r>
         <w:lastRenderedPageBreak/>
         <w:drawing>
+          <wp:inline distT="0" distB="0" distL="0" distR="0" wp14:anchorId="2D9B812B" wp14:editId="41B709AA">
+            <wp:extent cx="3515216" cy="6525536"/>
+            <wp:effectExtent l="0" t="0" r="9525" b="8890"/>
+            <wp:docPr id="566187874" name="Picture 1"/>
+            <wp:cNvGraphicFramePr>
+              <a:graphicFrameLocks xmlns:a="http://schemas.openxmlformats.org/drawingml/2006/main" noChangeAspect="1"/>
+            </wp:cNvGraphicFramePr>
+            <a:graphic xmlns:a="http://schemas.openxmlformats.org/drawingml/2006/main">
+              <a:graphicData uri="http://schemas.openxmlformats.org/drawingml/2006/picture">
+                <pic:pic xmlns:pic="http://schemas.openxmlformats.org/drawingml/2006/picture">
+                  <pic:nvPicPr>
+                    <pic:cNvPr id="566187874" name=""/>
+                    <pic:cNvPicPr/>
+                  </pic:nvPicPr>
+                  <pic:blipFill>
+                    <a:blip r:embed="rId6"/>
+                    <a:stretch>
+                      <a:fillRect/>
+                    </a:stretch>
+                  </pic:blipFill>
+                  <pic:spPr>
+                    <a:xfrm>
+                      <a:off x="0" y="0"/>
+                      <a:ext cx="3515216" cy="6525536"/>
+                    </a:xfrm>
+                    <a:prstGeom prst="rect">
+                      <a:avLst/>
+                    </a:prstGeom>
+                  </pic:spPr>
+                </pic:pic>
+              </a:graphicData>
+            </a:graphic>
+          </wp:inline>
+        </w:drawing>
+      </w:r>
+    </w:p>
+    <w:p>
+      <w:r>
+        <w:rPr>
+          <w:noProof/>
+        </w:rPr>
+        <w:lastRenderedPageBreak/>
+        <w:drawing>
           <wp:inline distT="0" distB="0" distL="0" distR="0" wp14:anchorId="6C5B8D90" wp14:editId="458F32C9">
             <wp:extent cx="8863330" cy="5269230"/>
             <wp:effectExtent l="0" t="0" r="0" b="7620"/>
@@ -63,7 +106,7 @@
                     <pic:cNvPicPr/>
                   </pic:nvPicPr>
                   <pic:blipFill>
-                    <a:blip r:embed="rId6"/>
+                    <a:blip r:embed="rId7"/>
                     <a:stretch>
                       <a:fillRect/>
                     </a:stretch>
@@ -91,6 +134,9 @@
     </w:p>
     <w:p>
       <w:r>
+        <w:rPr>
+          <w:noProof/>
+        </w:rPr>
         <w:lastRenderedPageBreak/>
         <w:drawing>
           <wp:inline distT="0" distB="0" distL="0" distR="0" wp14:anchorId="22917ECE" wp14:editId="42BA6A98">
@@ -108,7 +154,7 @@
                     <pic:cNvPicPr/>
                   </pic:nvPicPr>
                   <pic:blipFill>
-                    <a:blip r:embed="rId7"/>
+                    <a:blip r:embed="rId8"/>
                     <a:stretch>
                       <a:fillRect/>
                     </a:stretch>
